--- a/testakten/statusfeststellung-gmbh-geschaeftsfuehrer-minderheit-erlangen/20_widerspruchsbescheid_drv.docx
+++ b/testakten/statusfeststellung-gmbh-geschaeftsfuehrer-minderheit-erlangen/20_widerspruchsbescheid_drv.docx
@@ -32,7 +32,7 @@
           <w:i w:val="0"/>
           <w:sz w:val="22"/>
         </w:rPr>
-        <w:t>Ruhrstrasse 2, 10709 Berlin</w:t>
+        <w:t>Ruhrstraße 2, 10709 Berlin</w:t>
       </w:r>
     </w:p>
     <w:p/>
@@ -71,7 +71,7 @@
           <w:i w:val="0"/>
           <w:sz w:val="22"/>
         </w:rPr>
-        <w:t>Der Widerspruch der Neuralis MedTech GmbH und des Herrn Dr. Henrik Vogt vom 20.02.2026 in der Fassung der Ergaenzung vom 10.03.2026 gegen den Bescheid vom 09.02.2026 wird zurueckgewiesen.</w:t>
+        <w:t>Der Widerspruch der Neuralis MedTech GmbH und des Herrn Dr. Henrik Vogt vom 20.02.2026 in der Fassung der Ergänzung vom 10.03.2026 gegen den Bescheid vom 09.02.2026 wird zurückgewiesen.</w:t>
       </w:r>
     </w:p>
     <w:p>
@@ -79,7 +79,7 @@
         <w:pStyle w:val="Heading2"/>
       </w:pPr>
       <w:r>
-        <w:t>2 Gruende</w:t>
+        <w:t>2 Gründe</w:t>
       </w:r>
     </w:p>
     <w:p>
@@ -90,7 +90,7 @@
           <w:i w:val="0"/>
           <w:sz w:val="22"/>
         </w:rPr>
-        <w:t>2.1 Die mit Nachtrag vom 19.09.2025 eingefuehrte Sperrminoritaet nach Paragraf 6.5 des Gesellschaftsvertrags ist gegenstaendlich auf das Ressort Entwicklung und auf laufende klinische Studien beschraenkt. Sie erstreckt sich nicht auf Beschluesse der Gesellschafterversammlung zur Abberufung, zur Verguetung oder zu sonstigen fuer den Status massgeblichen Fragen.</w:t>
+        <w:t>2.1 Die mit Nachtrag vom 19.09.2025 eingeführte Sperrminorität nach Paragraf 6.5 des Gesellschaftsvertrags ist gegenständlich auf das Ressort Entwicklung und auf laufende klinische Studien beschränkt. Sie erstreckt sich nicht auf Beschlüsse der Gesellschafterversammlung zur Abberufung, zur Vergütung oder zu sonstigen für den Status maßgeblichen Fragen.</w:t>
       </w:r>
     </w:p>
     <w:p>
@@ -101,7 +101,7 @@
           <w:i w:val="0"/>
           <w:sz w:val="22"/>
         </w:rPr>
-        <w:t>2.2 Nach staendiger Rechtsprechung des Bundessozialgerichts kommt es fuer die sozialversicherungsrechtliche Beurteilung eines Gesellschafter-Geschaeftsfuehrers massgeblich auf dessen Rechtsmacht innerhalb der Gesellschaft an, wie sie sich aus dem Gesellschaftsvertrag ergibt, nicht auf seine faktische Position oder seine Unentbehrlichkeit fuer das operative Geschaeft (Bundessozialgericht, Urteil vom 19.09.2019, B 12 R 25/18 R; Bundessozialgericht, Urteil vom 14.03.2018, B 12 KR 13/17 R; Bundessozialgericht, Urteil vom 12.05.2020, B 12 R 5/16 R).</w:t>
+        <w:t>2.2 Nach ständiger Rechtsprechung des Bundessozialgerichts kommt es für die sozialversicherungsrechtliche Beurteilung eines Gesellschafter-Geschäftsführers maßgeblich auf dessen Rechtsmacht innerhalb der Gesellschaft an, wie sie sich aus dem Gesellschaftsvertrag ergibt, nicht auf seine faktische Position oder seine Unentbehrlichkeit für das operative Geschäft (Bundessozialgericht, Urteil vom 19.09.2019, B 12 R 25/18 R; Bundessozialgericht, Urteil vom 14.03.2018, B 12 KR 13/17 R; Bundessozialgericht, Urteil vom 12.05.2020, B 12 R 5/16 R).</w:t>
       </w:r>
     </w:p>
     <w:p>
@@ -112,7 +112,7 @@
           <w:i w:val="0"/>
           <w:sz w:val="22"/>
         </w:rPr>
-        <w:t>2.3 Eine punktuelle Sperrminoritaet fuer einzelne Sachbereiche genuegt nach der Rechtsprechung nicht, um eine umfassende Rechtsmacht zur Verhinderung ihm nicht genehmer Weisungen in allen fuer das Anstellungsverhaeltnis zentralen Fragen zu begruenden (vergleiche Bundessozialgericht, Urteil vom 12.05.2020, B 12 R 5/16 R, sowie Bundessozialgericht, Urteil vom 08.07.2020, B 12 R 6/19 R, zur Notwendigkeit einer im Gesellschaftsvertrag verankerten Rechtsmacht statt blosser Ruecksichtnahme unter Familienangehoerigen oder Mitgruendern).</w:t>
+        <w:t>2.3 Eine punktuelle Sperrminorität für einzelne Sachbereiche genügt nach der Rechtsprechung nicht, um eine umfassende Rechtsmacht zur Verhinderung ihm nicht genehmer Weisungen in allen für das Anstellungsverhältnis zentralen Fragen zu begründen (vergleiche Bundessozialgericht, Urteil vom 12.05.2020, B 12 R 5/16 R, sowie Bundessozialgericht, Urteil vom 08.07.2020, B 12 R 6/19 R, zur Notwendigkeit einer im Gesellschaftsvertrag verankerten Rechtsmacht statt bloßer Rücksichtnahme unter Familienangehörigen oder Mitgründern).</w:t>
       </w:r>
     </w:p>
     <w:p>
@@ -123,7 +123,7 @@
           <w:i w:val="0"/>
           <w:sz w:val="22"/>
         </w:rPr>
-        <w:t>2.4 Die persoenliche Buergschaft ueber 400000,00 EUR und die technische Schluesselstellung von Herrn Dr. Vogt begruenden ein wirtschaftliches Eigeninteresse, ersetzen jedoch keine gesellschaftsrechtliche Rechtsmacht und sind allenfalls im Rahmen einer Gesamtwuerdigung von untergeordneter Bedeutung.</w:t>
+        <w:t>2.4 Die persönliche Bürgschaft über 400000,00 EUR und die technische Schlüsselstellung von Herrn Dr. Vogt begründen ein wirtschaftliches Eigeninteresse, ersetzen jedoch keine gesellschaftsrechtliche Rechtsmacht und sind allenfalls im Rahmen einer Gesamtwürdigung von untergeordneter Bedeutung.</w:t>
       </w:r>
     </w:p>
     <w:p>
@@ -134,7 +134,7 @@
           <w:i w:val="0"/>
           <w:sz w:val="22"/>
         </w:rPr>
-        <w:t>2.5 Die vertraglich vereinbarte feste Verguetung, der Urlaubsanspruch von 30 Arbeitstagen und die sechswoechige Entgeltfortzahlung im Krankheitsfall sind gewichtige Indizien fuer ein Beschaeftigungsverhaeltnis.</w:t>
+        <w:t>2.5 Die vertraglich vereinbarte feste Vergütung, der Urlaubsanspruch von 30 Arbeitstagen und die sechswöchige Entgeltfortzahlung im Krankheitsfall sind gewichtige Indizien für ein Beschäftigungsverhältnis.</w:t>
       </w:r>
     </w:p>
     <w:p>
@@ -164,22 +164,11 @@
           <w:i w:val="0"/>
           <w:sz w:val="22"/>
         </w:rPr>
-        <w:t>Mit freundlichen Gruessen, i.A. Widerspruchsstelle Statusfeststellung</w:t>
-      </w:r>
-    </w:p>
-    <w:p>
-      <w:r>
-        <w:rPr>
-          <w:rFonts w:ascii="Times New Roman" w:hAnsi="Times New Roman"/>
-          <w:b w:val="0"/>
-          <w:i w:val="0"/>
-          <w:sz w:val="22"/>
-        </w:rPr>
-        <w:t>Formathinweis: Dieses Aktenstück wird in Times New Roman, 11 pt, mit ausschließlich dezimaler Gliederung ausgegeben.</w:t>
+        <w:t>Mit freundlichen Grüßen, i.A. Widerspruchsstelle Statusfeststellung</w:t>
       </w:r>
     </w:p>
     <w:sectPr>
-      <w:pgSz w:w="12240" w:h="15840"/>
+      <w:pgSz w:w="11906" w:h="16838"/>
       <w:pgMar w:top="1440" w:right="1800" w:bottom="1440" w:left="1800" w:header="720" w:footer="720" w:gutter="0"/>
       <w:cols w:space="720"/>
       <w:docGrid w:linePitch="360"/>
